--- a/docs/提出用/販売管理システム_要件定義書_v1.1.docx
+++ b/docs/提出用/販売管理システム_要件定義書_v1.1.docx
@@ -151,21 +151,7 @@
           <w:sz w:val="22"/>
           <w:szCs w:val="22"/>
         </w:rPr>
-        <w:t>渡辺（</w:t>
-      </w:r>
-      <w:r>
-        <w:rPr>
-          <w:sz w:val="22"/>
-          <w:szCs w:val="22"/>
-        </w:rPr>
-        <w:t>TechStudio</w:t>
-      </w:r>
-      <w:r>
-        <w:rPr>
-          <w:sz w:val="22"/>
-          <w:szCs w:val="22"/>
-        </w:rPr>
-        <w:t>）</w:t>
+        <w:t>渡辺</w:t>
       </w:r>
       <w:r>
         <w:rPr>
@@ -180,7 +166,7 @@
         <w:pStyle w:val="Heading1"/>
         <w:pageBreakBefore w:val="0"/>
       </w:pPr>
-      <w:bookmarkStart w:id="1" w:name="_Toc239639400"/>
+      <w:bookmarkStart w:id="1" w:name="_Toc239657503"/>
       <w:r>
         <w:t>目次</w:t>
       </w:r>
@@ -208,7 +194,7 @@
       <w:r>
         <w:fldChar w:fldCharType="separate"/>
       </w:r>
-      <w:hyperlink w:anchor="_Toc239639400" w:history="1">
+      <w:hyperlink w:anchor="_Toc239657503" w:history="1">
         <w:r>
           <w:rPr>
             <w:rStyle w:val="Hyperlink"/>
@@ -236,7 +222,7 @@
             <w:noProof/>
             <w:webHidden/>
           </w:rPr>
-          <w:instrText xml:space="preserve"> PAGEREF _Toc239639400 \h </w:instrText>
+          <w:instrText xml:space="preserve"> PAGEREF _Toc239657503 \h </w:instrText>
         </w:r>
         <w:r>
           <w:rPr>
@@ -280,7 +266,7 @@
           <w:szCs w:val="22"/>
         </w:rPr>
       </w:pPr>
-      <w:hyperlink w:anchor="_Toc239639401" w:history="1">
+      <w:hyperlink w:anchor="_Toc239657504" w:history="1">
         <w:r>
           <w:rPr>
             <w:rStyle w:val="Hyperlink"/>
@@ -315,7 +301,7 @@
             <w:noProof/>
             <w:webHidden/>
           </w:rPr>
-          <w:instrText xml:space="preserve"> PAGEREF _Toc239639401 \h </w:instrText>
+          <w:instrText xml:space="preserve"> PAGEREF _Toc239657504 \h </w:instrText>
         </w:r>
         <w:r>
           <w:rPr>
@@ -359,7 +345,7 @@
           <w:szCs w:val="22"/>
         </w:rPr>
       </w:pPr>
-      <w:hyperlink w:anchor="_Toc239639402" w:history="1">
+      <w:hyperlink w:anchor="_Toc239657505" w:history="1">
         <w:r>
           <w:rPr>
             <w:rStyle w:val="Hyperlink"/>
@@ -394,7 +380,7 @@
             <w:noProof/>
             <w:webHidden/>
           </w:rPr>
-          <w:instrText xml:space="preserve"> PAGEREF _Toc239639402 \h </w:instrText>
+          <w:instrText xml:space="preserve"> PAGEREF _Toc239657505 \h </w:instrText>
         </w:r>
         <w:r>
           <w:rPr>
@@ -438,7 +424,7 @@
           <w:szCs w:val="22"/>
         </w:rPr>
       </w:pPr>
-      <w:hyperlink w:anchor="_Toc239639403" w:history="1">
+      <w:hyperlink w:anchor="_Toc239657506" w:history="1">
         <w:r>
           <w:rPr>
             <w:rStyle w:val="Hyperlink"/>
@@ -473,7 +459,7 @@
             <w:noProof/>
             <w:webHidden/>
           </w:rPr>
-          <w:instrText xml:space="preserve"> PAGEREF _Toc239639403 \h </w:instrText>
+          <w:instrText xml:space="preserve"> PAGEREF _Toc239657506 \h </w:instrText>
         </w:r>
         <w:r>
           <w:rPr>
@@ -517,7 +503,7 @@
           <w:szCs w:val="22"/>
         </w:rPr>
       </w:pPr>
-      <w:hyperlink w:anchor="_Toc239639404" w:history="1">
+      <w:hyperlink w:anchor="_Toc239657507" w:history="1">
         <w:r>
           <w:rPr>
             <w:rStyle w:val="Hyperlink"/>
@@ -552,7 +538,7 @@
             <w:noProof/>
             <w:webHidden/>
           </w:rPr>
-          <w:instrText xml:space="preserve"> PAGEREF _Toc239639404 \h </w:instrText>
+          <w:instrText xml:space="preserve"> PAGEREF _Toc239657507 \h </w:instrText>
         </w:r>
         <w:r>
           <w:rPr>
@@ -596,7 +582,7 @@
           <w:szCs w:val="22"/>
         </w:rPr>
       </w:pPr>
-      <w:hyperlink w:anchor="_Toc239639405" w:history="1">
+      <w:hyperlink w:anchor="_Toc239657508" w:history="1">
         <w:r>
           <w:rPr>
             <w:rStyle w:val="Hyperlink"/>
@@ -631,7 +617,7 @@
             <w:noProof/>
             <w:webHidden/>
           </w:rPr>
-          <w:instrText xml:space="preserve"> PAGEREF _Toc239639405 \h </w:instrText>
+          <w:instrText xml:space="preserve"> PAGEREF _Toc239657508 \h </w:instrText>
         </w:r>
         <w:r>
           <w:rPr>
@@ -675,7 +661,7 @@
           <w:szCs w:val="22"/>
         </w:rPr>
       </w:pPr>
-      <w:hyperlink w:anchor="_Toc239639406" w:history="1">
+      <w:hyperlink w:anchor="_Toc239657509" w:history="1">
         <w:r>
           <w:rPr>
             <w:rStyle w:val="Hyperlink"/>
@@ -710,7 +696,7 @@
             <w:noProof/>
             <w:webHidden/>
           </w:rPr>
-          <w:instrText xml:space="preserve"> PAGEREF _Toc239639406 \h </w:instrText>
+          <w:instrText xml:space="preserve"> PAGEREF _Toc239657509 \h </w:instrText>
         </w:r>
         <w:r>
           <w:rPr>
@@ -754,7 +740,7 @@
           <w:szCs w:val="22"/>
         </w:rPr>
       </w:pPr>
-      <w:hyperlink w:anchor="_Toc239639407" w:history="1">
+      <w:hyperlink w:anchor="_Toc239657510" w:history="1">
         <w:r>
           <w:rPr>
             <w:rStyle w:val="Hyperlink"/>
@@ -789,7 +775,7 @@
             <w:noProof/>
             <w:webHidden/>
           </w:rPr>
-          <w:instrText xml:space="preserve"> PAGEREF _Toc239639407 \h </w:instrText>
+          <w:instrText xml:space="preserve"> PAGEREF _Toc239657510 \h </w:instrText>
         </w:r>
         <w:r>
           <w:rPr>
@@ -833,7 +819,7 @@
           <w:szCs w:val="22"/>
         </w:rPr>
       </w:pPr>
-      <w:hyperlink w:anchor="_Toc239639408" w:history="1">
+      <w:hyperlink w:anchor="_Toc239657511" w:history="1">
         <w:r>
           <w:rPr>
             <w:rStyle w:val="Hyperlink"/>
@@ -868,7 +854,7 @@
             <w:noProof/>
             <w:webHidden/>
           </w:rPr>
-          <w:instrText xml:space="preserve"> PAGEREF _Toc239639408 \h </w:instrText>
+          <w:instrText xml:space="preserve"> PAGEREF _Toc239657511 \h </w:instrText>
         </w:r>
         <w:r>
           <w:rPr>
@@ -912,7 +898,7 @@
           <w:szCs w:val="22"/>
         </w:rPr>
       </w:pPr>
-      <w:hyperlink w:anchor="_Toc239639409" w:history="1">
+      <w:hyperlink w:anchor="_Toc239657512" w:history="1">
         <w:r>
           <w:rPr>
             <w:rStyle w:val="Hyperlink"/>
@@ -947,7 +933,7 @@
             <w:noProof/>
             <w:webHidden/>
           </w:rPr>
-          <w:instrText xml:space="preserve"> PAGEREF _Toc239639409 \h </w:instrText>
+          <w:instrText xml:space="preserve"> PAGEREF _Toc239657512 \h </w:instrText>
         </w:r>
         <w:r>
           <w:rPr>
@@ -991,7 +977,7 @@
           <w:szCs w:val="22"/>
         </w:rPr>
       </w:pPr>
-      <w:hyperlink w:anchor="_Toc239639410" w:history="1">
+      <w:hyperlink w:anchor="_Toc239657513" w:history="1">
         <w:r>
           <w:rPr>
             <w:rStyle w:val="Hyperlink"/>
@@ -1026,7 +1012,7 @@
             <w:noProof/>
             <w:webHidden/>
           </w:rPr>
-          <w:instrText xml:space="preserve"> PAGEREF _Toc239639410 \h </w:instrText>
+          <w:instrText xml:space="preserve"> PAGEREF _Toc239657513 \h </w:instrText>
         </w:r>
         <w:r>
           <w:rPr>
@@ -1070,7 +1056,7 @@
           <w:szCs w:val="22"/>
         </w:rPr>
       </w:pPr>
-      <w:hyperlink w:anchor="_Toc239639411" w:history="1">
+      <w:hyperlink w:anchor="_Toc239657514" w:history="1">
         <w:r>
           <w:rPr>
             <w:rStyle w:val="Hyperlink"/>
@@ -1105,7 +1091,7 @@
             <w:noProof/>
             <w:webHidden/>
           </w:rPr>
-          <w:instrText xml:space="preserve"> PAGEREF _Toc239639411 \h </w:instrText>
+          <w:instrText xml:space="preserve"> PAGEREF _Toc239657514 \h </w:instrText>
         </w:r>
         <w:r>
           <w:rPr>
@@ -1149,7 +1135,7 @@
           <w:szCs w:val="22"/>
         </w:rPr>
       </w:pPr>
-      <w:hyperlink w:anchor="_Toc239639412" w:history="1">
+      <w:hyperlink w:anchor="_Toc239657515" w:history="1">
         <w:r>
           <w:rPr>
             <w:rStyle w:val="Hyperlink"/>
@@ -1184,7 +1170,7 @@
             <w:noProof/>
             <w:webHidden/>
           </w:rPr>
-          <w:instrText xml:space="preserve"> PAGEREF _Toc239639412 \h </w:instrText>
+          <w:instrText xml:space="preserve"> PAGEREF _Toc239657515 \h </w:instrText>
         </w:r>
         <w:r>
           <w:rPr>
@@ -1228,7 +1214,7 @@
           <w:szCs w:val="22"/>
         </w:rPr>
       </w:pPr>
-      <w:hyperlink w:anchor="_Toc239639413" w:history="1">
+      <w:hyperlink w:anchor="_Toc239657516" w:history="1">
         <w:r>
           <w:rPr>
             <w:rStyle w:val="Hyperlink"/>
@@ -1263,7 +1249,7 @@
             <w:noProof/>
             <w:webHidden/>
           </w:rPr>
-          <w:instrText xml:space="preserve"> PAGEREF _Toc239639413 \h </w:instrText>
+          <w:instrText xml:space="preserve"> PAGEREF _Toc239657516 \h </w:instrText>
         </w:r>
         <w:r>
           <w:rPr>
@@ -1307,7 +1293,7 @@
           <w:szCs w:val="22"/>
         </w:rPr>
       </w:pPr>
-      <w:hyperlink w:anchor="_Toc239639414" w:history="1">
+      <w:hyperlink w:anchor="_Toc239657517" w:history="1">
         <w:r>
           <w:rPr>
             <w:rStyle w:val="Hyperlink"/>
@@ -1342,7 +1328,7 @@
             <w:noProof/>
             <w:webHidden/>
           </w:rPr>
-          <w:instrText xml:space="preserve"> PAGEREF _Toc239639414 \h </w:instrText>
+          <w:instrText xml:space="preserve"> PAGEREF _Toc239657517 \h </w:instrText>
         </w:r>
         <w:r>
           <w:rPr>
@@ -1386,7 +1372,7 @@
           <w:szCs w:val="22"/>
         </w:rPr>
       </w:pPr>
-      <w:hyperlink w:anchor="_Toc239639415" w:history="1">
+      <w:hyperlink w:anchor="_Toc239657518" w:history="1">
         <w:r>
           <w:rPr>
             <w:rStyle w:val="Hyperlink"/>
@@ -1421,7 +1407,7 @@
             <w:noProof/>
             <w:webHidden/>
           </w:rPr>
-          <w:instrText xml:space="preserve"> PAGEREF _Toc239639415 \h </w:instrText>
+          <w:instrText xml:space="preserve"> PAGEREF _Toc239657518 \h </w:instrText>
         </w:r>
         <w:r>
           <w:rPr>
@@ -1465,7 +1451,7 @@
           <w:szCs w:val="22"/>
         </w:rPr>
       </w:pPr>
-      <w:hyperlink w:anchor="_Toc239639416" w:history="1">
+      <w:hyperlink w:anchor="_Toc239657519" w:history="1">
         <w:r>
           <w:rPr>
             <w:rStyle w:val="Hyperlink"/>
@@ -1500,7 +1486,7 @@
             <w:noProof/>
             <w:webHidden/>
           </w:rPr>
-          <w:instrText xml:space="preserve"> PAGEREF _Toc239639416 \h </w:instrText>
+          <w:instrText xml:space="preserve"> PAGEREF _Toc239657519 \h </w:instrText>
         </w:r>
         <w:r>
           <w:rPr>
@@ -1544,7 +1530,7 @@
           <w:szCs w:val="22"/>
         </w:rPr>
       </w:pPr>
-      <w:hyperlink w:anchor="_Toc239639417" w:history="1">
+      <w:hyperlink w:anchor="_Toc239657520" w:history="1">
         <w:r>
           <w:rPr>
             <w:rStyle w:val="Hyperlink"/>
@@ -1572,7 +1558,7 @@
             <w:noProof/>
             <w:webHidden/>
           </w:rPr>
-          <w:instrText xml:space="preserve"> PAGEREF _Toc239639417 \h </w:instrText>
+          <w:instrText xml:space="preserve"> PAGEREF _Toc239657520 \h </w:instrText>
         </w:r>
         <w:r>
           <w:rPr>
@@ -1616,7 +1602,7 @@
           <w:szCs w:val="22"/>
         </w:rPr>
       </w:pPr>
-      <w:hyperlink w:anchor="_Toc239639418" w:history="1">
+      <w:hyperlink w:anchor="_Toc239657521" w:history="1">
         <w:r>
           <w:rPr>
             <w:rStyle w:val="Hyperlink"/>
@@ -1644,7 +1630,7 @@
             <w:noProof/>
             <w:webHidden/>
           </w:rPr>
-          <w:instrText xml:space="preserve"> PAGEREF _Toc239639418 \h </w:instrText>
+          <w:instrText xml:space="preserve"> PAGEREF _Toc239657521 \h </w:instrText>
         </w:r>
         <w:r>
           <w:rPr>
@@ -1688,7 +1674,7 @@
           <w:szCs w:val="22"/>
         </w:rPr>
       </w:pPr>
-      <w:hyperlink w:anchor="_Toc239639419" w:history="1">
+      <w:hyperlink w:anchor="_Toc239657522" w:history="1">
         <w:r>
           <w:rPr>
             <w:rStyle w:val="Hyperlink"/>
@@ -1723,7 +1709,7 @@
             <w:noProof/>
             <w:webHidden/>
           </w:rPr>
-          <w:instrText xml:space="preserve"> PAGEREF _Toc239639419 \h </w:instrText>
+          <w:instrText xml:space="preserve"> PAGEREF _Toc239657522 \h </w:instrText>
         </w:r>
         <w:r>
           <w:rPr>
@@ -1767,7 +1753,7 @@
           <w:szCs w:val="22"/>
         </w:rPr>
       </w:pPr>
-      <w:hyperlink w:anchor="_Toc239639420" w:history="1">
+      <w:hyperlink w:anchor="_Toc239657523" w:history="1">
         <w:r>
           <w:rPr>
             <w:rStyle w:val="Hyperlink"/>
@@ -1802,7 +1788,7 @@
             <w:noProof/>
             <w:webHidden/>
           </w:rPr>
-          <w:instrText xml:space="preserve"> PAGEREF _Toc239639420 \h </w:instrText>
+          <w:instrText xml:space="preserve"> PAGEREF _Toc239657523 \h </w:instrText>
         </w:r>
         <w:r>
           <w:rPr>
@@ -1846,7 +1832,7 @@
           <w:szCs w:val="22"/>
         </w:rPr>
       </w:pPr>
-      <w:hyperlink w:anchor="_Toc239639421" w:history="1">
+      <w:hyperlink w:anchor="_Toc239657524" w:history="1">
         <w:r>
           <w:rPr>
             <w:rStyle w:val="Hyperlink"/>
@@ -1874,7 +1860,7 @@
             <w:noProof/>
             <w:webHidden/>
           </w:rPr>
-          <w:instrText xml:space="preserve"> PAGEREF _Toc239639421 \h </w:instrText>
+          <w:instrText xml:space="preserve"> PAGEREF _Toc239657524 \h </w:instrText>
         </w:r>
         <w:r>
           <w:rPr>
@@ -1918,7 +1904,7 @@
           <w:szCs w:val="22"/>
         </w:rPr>
       </w:pPr>
-      <w:hyperlink w:anchor="_Toc239639422" w:history="1">
+      <w:hyperlink w:anchor="_Toc239657525" w:history="1">
         <w:r>
           <w:rPr>
             <w:rStyle w:val="Hyperlink"/>
@@ -1961,7 +1947,7 @@
             <w:noProof/>
             <w:webHidden/>
           </w:rPr>
-          <w:instrText xml:space="preserve"> PAGEREF _Toc239639422 \h </w:instrText>
+          <w:instrText xml:space="preserve"> PAGEREF _Toc239657525 \h </w:instrText>
         </w:r>
         <w:r>
           <w:rPr>
@@ -2005,7 +1991,7 @@
           <w:szCs w:val="22"/>
         </w:rPr>
       </w:pPr>
-      <w:hyperlink w:anchor="_Toc239639423" w:history="1">
+      <w:hyperlink w:anchor="_Toc239657526" w:history="1">
         <w:r>
           <w:rPr>
             <w:rStyle w:val="Hyperlink"/>
@@ -2040,7 +2026,7 @@
             <w:noProof/>
             <w:webHidden/>
           </w:rPr>
-          <w:instrText xml:space="preserve"> PAGEREF _Toc239639423 \h </w:instrText>
+          <w:instrText xml:space="preserve"> PAGEREF _Toc239657526 \h </w:instrText>
         </w:r>
         <w:r>
           <w:rPr>
@@ -2084,7 +2070,7 @@
           <w:szCs w:val="22"/>
         </w:rPr>
       </w:pPr>
-      <w:hyperlink w:anchor="_Toc239639424" w:history="1">
+      <w:hyperlink w:anchor="_Toc239657527" w:history="1">
         <w:r>
           <w:rPr>
             <w:rStyle w:val="Hyperlink"/>
@@ -2134,7 +2120,7 @@
             <w:noProof/>
             <w:webHidden/>
           </w:rPr>
-          <w:instrText xml:space="preserve"> PAGEREF _Toc239639424 \h </w:instrText>
+          <w:instrText xml:space="preserve"> PAGEREF _Toc239657527 \h </w:instrText>
         </w:r>
         <w:r>
           <w:rPr>
@@ -2178,7 +2164,7 @@
           <w:szCs w:val="22"/>
         </w:rPr>
       </w:pPr>
-      <w:hyperlink w:anchor="_Toc239639425" w:history="1">
+      <w:hyperlink w:anchor="_Toc239657528" w:history="1">
         <w:r>
           <w:rPr>
             <w:rStyle w:val="Hyperlink"/>
@@ -2213,7 +2199,7 @@
             <w:noProof/>
             <w:webHidden/>
           </w:rPr>
-          <w:instrText xml:space="preserve"> PAGEREF _Toc239639425 \h </w:instrText>
+          <w:instrText xml:space="preserve"> PAGEREF _Toc239657528 \h </w:instrText>
         </w:r>
         <w:r>
           <w:rPr>
@@ -2257,7 +2243,7 @@
           <w:szCs w:val="22"/>
         </w:rPr>
       </w:pPr>
-      <w:hyperlink w:anchor="_Toc239639426" w:history="1">
+      <w:hyperlink w:anchor="_Toc239657529" w:history="1">
         <w:r>
           <w:rPr>
             <w:rStyle w:val="Hyperlink"/>
@@ -2307,7 +2293,7 @@
             <w:noProof/>
             <w:webHidden/>
           </w:rPr>
-          <w:instrText xml:space="preserve"> PAGEREF _Toc239639426 \h </w:instrText>
+          <w:instrText xml:space="preserve"> PAGEREF _Toc239657529 \h </w:instrText>
         </w:r>
         <w:r>
           <w:rPr>
@@ -2351,7 +2337,7 @@
           <w:szCs w:val="22"/>
         </w:rPr>
       </w:pPr>
-      <w:hyperlink w:anchor="_Toc239639427" w:history="1">
+      <w:hyperlink w:anchor="_Toc239657530" w:history="1">
         <w:r>
           <w:rPr>
             <w:rStyle w:val="Hyperlink"/>
@@ -2401,7 +2387,7 @@
             <w:noProof/>
             <w:webHidden/>
           </w:rPr>
-          <w:instrText xml:space="preserve"> PAGEREF _Toc239639427 \h </w:instrText>
+          <w:instrText xml:space="preserve"> PAGEREF _Toc239657530 \h </w:instrText>
         </w:r>
         <w:r>
           <w:rPr>
@@ -2445,7 +2431,7 @@
           <w:szCs w:val="22"/>
         </w:rPr>
       </w:pPr>
-      <w:hyperlink w:anchor="_Toc239639428" w:history="1">
+      <w:hyperlink w:anchor="_Toc239657531" w:history="1">
         <w:r>
           <w:rPr>
             <w:rStyle w:val="Hyperlink"/>
@@ -2480,7 +2466,7 @@
             <w:noProof/>
             <w:webHidden/>
           </w:rPr>
-          <w:instrText xml:space="preserve"> PAGEREF _Toc239639428 \h </w:instrText>
+          <w:instrText xml:space="preserve"> PAGEREF _Toc239657531 \h </w:instrText>
         </w:r>
         <w:r>
           <w:rPr>
@@ -2524,7 +2510,7 @@
           <w:szCs w:val="22"/>
         </w:rPr>
       </w:pPr>
-      <w:hyperlink w:anchor="_Toc239639429" w:history="1">
+      <w:hyperlink w:anchor="_Toc239657532" w:history="1">
         <w:r>
           <w:rPr>
             <w:rStyle w:val="Hyperlink"/>
@@ -2559,7 +2545,7 @@
             <w:noProof/>
             <w:webHidden/>
           </w:rPr>
-          <w:instrText xml:space="preserve"> PAGEREF _Toc239639429 \h </w:instrText>
+          <w:instrText xml:space="preserve"> PAGEREF _Toc239657532 \h </w:instrText>
         </w:r>
         <w:r>
           <w:rPr>
@@ -2603,7 +2589,7 @@
           <w:szCs w:val="22"/>
         </w:rPr>
       </w:pPr>
-      <w:hyperlink w:anchor="_Toc239639430" w:history="1">
+      <w:hyperlink w:anchor="_Toc239657533" w:history="1">
         <w:r>
           <w:rPr>
             <w:rStyle w:val="Hyperlink"/>
@@ -2638,7 +2624,7 @@
             <w:noProof/>
             <w:webHidden/>
           </w:rPr>
-          <w:instrText xml:space="preserve"> PAGEREF _Toc239639430 \h </w:instrText>
+          <w:instrText xml:space="preserve"> PAGEREF _Toc239657533 \h </w:instrText>
         </w:r>
         <w:r>
           <w:rPr>
@@ -2682,7 +2668,7 @@
           <w:szCs w:val="22"/>
         </w:rPr>
       </w:pPr>
-      <w:hyperlink w:anchor="_Toc239639431" w:history="1">
+      <w:hyperlink w:anchor="_Toc239657534" w:history="1">
         <w:r>
           <w:rPr>
             <w:rStyle w:val="Hyperlink"/>
@@ -2717,7 +2703,7 @@
             <w:noProof/>
             <w:webHidden/>
           </w:rPr>
-          <w:instrText xml:space="preserve"> PAGEREF _Toc239639431 \h </w:instrText>
+          <w:instrText xml:space="preserve"> PAGEREF _Toc239657534 \h </w:instrText>
         </w:r>
         <w:r>
           <w:rPr>
@@ -2761,7 +2747,7 @@
           <w:szCs w:val="22"/>
         </w:rPr>
       </w:pPr>
-      <w:hyperlink w:anchor="_Toc239639432" w:history="1">
+      <w:hyperlink w:anchor="_Toc239657535" w:history="1">
         <w:r>
           <w:rPr>
             <w:rStyle w:val="Hyperlink"/>
@@ -2796,7 +2782,7 @@
             <w:noProof/>
             <w:webHidden/>
           </w:rPr>
-          <w:instrText xml:space="preserve"> PAGEREF _Toc239639432 \h </w:instrText>
+          <w:instrText xml:space="preserve"> PAGEREF _Toc239657535 \h </w:instrText>
         </w:r>
         <w:r>
           <w:rPr>
@@ -2840,7 +2826,7 @@
           <w:szCs w:val="22"/>
         </w:rPr>
       </w:pPr>
-      <w:hyperlink w:anchor="_Toc239639433" w:history="1">
+      <w:hyperlink w:anchor="_Toc239657536" w:history="1">
         <w:r>
           <w:rPr>
             <w:rStyle w:val="Hyperlink"/>
@@ -2875,7 +2861,7 @@
             <w:noProof/>
             <w:webHidden/>
           </w:rPr>
-          <w:instrText xml:space="preserve"> PAGEREF _Toc239639433 \h </w:instrText>
+          <w:instrText xml:space="preserve"> PAGEREF _Toc239657536 \h </w:instrText>
         </w:r>
         <w:r>
           <w:rPr>
@@ -2919,7 +2905,7 @@
           <w:szCs w:val="22"/>
         </w:rPr>
       </w:pPr>
-      <w:hyperlink w:anchor="_Toc239639434" w:history="1">
+      <w:hyperlink w:anchor="_Toc239657537" w:history="1">
         <w:r>
           <w:rPr>
             <w:rStyle w:val="Hyperlink"/>
@@ -2954,7 +2940,7 @@
             <w:noProof/>
             <w:webHidden/>
           </w:rPr>
-          <w:instrText xml:space="preserve"> PAGEREF _Toc239639434 \h </w:instrText>
+          <w:instrText xml:space="preserve"> PAGEREF _Toc239657537 \h </w:instrText>
         </w:r>
         <w:r>
           <w:rPr>
@@ -2999,7 +2985,7 @@
       <w:pPr>
         <w:pStyle w:val="Heading1"/>
       </w:pPr>
-      <w:bookmarkStart w:id="2" w:name="_Toc239639401"/>
+      <w:bookmarkStart w:id="2" w:name="_Toc239657504"/>
       <w:r>
         <w:lastRenderedPageBreak/>
         <w:t xml:space="preserve">1. </w:t>
@@ -3013,7 +2999,7 @@
       <w:pPr>
         <w:pStyle w:val="Heading2"/>
       </w:pPr>
-      <w:bookmarkStart w:id="3" w:name="_Toc239639402"/>
+      <w:bookmarkStart w:id="3" w:name="_Toc239657505"/>
       <w:r>
         <w:t xml:space="preserve">1.1 </w:t>
       </w:r>
@@ -3403,7 +3389,7 @@
       <w:pPr>
         <w:pStyle w:val="Heading2"/>
       </w:pPr>
-      <w:bookmarkStart w:id="4" w:name="_Toc239639403"/>
+      <w:bookmarkStart w:id="4" w:name="_Toc239657506"/>
       <w:r>
         <w:t xml:space="preserve">1.2 </w:t>
       </w:r>
@@ -3792,7 +3778,7 @@
       <w:pPr>
         <w:pStyle w:val="Heading2"/>
       </w:pPr>
-      <w:bookmarkStart w:id="5" w:name="_Toc239639404"/>
+      <w:bookmarkStart w:id="5" w:name="_Toc239657507"/>
       <w:r>
         <w:t xml:space="preserve">1.3 </w:t>
       </w:r>
@@ -4152,7 +4138,7 @@
       <w:pPr>
         <w:pStyle w:val="Heading1"/>
       </w:pPr>
-      <w:bookmarkStart w:id="6" w:name="_Toc239639405"/>
+      <w:bookmarkStart w:id="6" w:name="_Toc239657508"/>
       <w:r>
         <w:lastRenderedPageBreak/>
         <w:t xml:space="preserve">2. </w:t>
@@ -4166,7 +4152,7 @@
       <w:pPr>
         <w:pStyle w:val="Heading2"/>
       </w:pPr>
-      <w:bookmarkStart w:id="7" w:name="_Toc239639406"/>
+      <w:bookmarkStart w:id="7" w:name="_Toc239657509"/>
       <w:r>
         <w:t xml:space="preserve">2.1 </w:t>
       </w:r>
@@ -4636,7 +4622,7 @@
       <w:pPr>
         <w:pStyle w:val="Heading2"/>
       </w:pPr>
-      <w:bookmarkStart w:id="8" w:name="_Toc239639407"/>
+      <w:bookmarkStart w:id="8" w:name="_Toc239657510"/>
       <w:r>
         <w:t xml:space="preserve">2.2 </w:t>
       </w:r>
@@ -4902,7 +4888,7 @@
       <w:pPr>
         <w:pStyle w:val="Heading1"/>
       </w:pPr>
-      <w:bookmarkStart w:id="9" w:name="_Toc239639408"/>
+      <w:bookmarkStart w:id="9" w:name="_Toc239657511"/>
       <w:r>
         <w:lastRenderedPageBreak/>
         <w:t xml:space="preserve">3. </w:t>
@@ -4916,7 +4902,7 @@
       <w:pPr>
         <w:pStyle w:val="Heading2"/>
       </w:pPr>
-      <w:bookmarkStart w:id="10" w:name="_Toc239639409"/>
+      <w:bookmarkStart w:id="10" w:name="_Toc239657512"/>
       <w:r>
         <w:t xml:space="preserve">3.1 </w:t>
       </w:r>
@@ -5434,7 +5420,7 @@
       <w:pPr>
         <w:pStyle w:val="Heading2"/>
       </w:pPr>
-      <w:bookmarkStart w:id="11" w:name="_Toc239639410"/>
+      <w:bookmarkStart w:id="11" w:name="_Toc239657513"/>
       <w:r>
         <w:t xml:space="preserve">3.2 </w:t>
       </w:r>
@@ -5822,7 +5808,7 @@
       <w:pPr>
         <w:pStyle w:val="Heading2"/>
       </w:pPr>
-      <w:bookmarkStart w:id="12" w:name="_Toc239639411"/>
+      <w:bookmarkStart w:id="12" w:name="_Toc239657514"/>
       <w:r>
         <w:lastRenderedPageBreak/>
         <w:t>3.3 Amazon</w:t>
@@ -5888,7 +5874,7 @@
       <w:pPr>
         <w:pStyle w:val="Heading2"/>
       </w:pPr>
-      <w:bookmarkStart w:id="13" w:name="_Toc239639412"/>
+      <w:bookmarkStart w:id="13" w:name="_Toc239657515"/>
       <w:r>
         <w:t xml:space="preserve">3.4 </w:t>
       </w:r>
@@ -6316,7 +6302,7 @@
       <w:pPr>
         <w:pStyle w:val="Heading1"/>
       </w:pPr>
-      <w:bookmarkStart w:id="14" w:name="_Toc239639413"/>
+      <w:bookmarkStart w:id="14" w:name="_Toc239657516"/>
       <w:r>
         <w:lastRenderedPageBreak/>
         <w:t xml:space="preserve">4. </w:t>
@@ -6341,7 +6327,7 @@
       <w:pPr>
         <w:pStyle w:val="Heading2"/>
       </w:pPr>
-      <w:bookmarkStart w:id="15" w:name="_Toc239639414"/>
+      <w:bookmarkStart w:id="15" w:name="_Toc239657517"/>
       <w:r>
         <w:t xml:space="preserve">4.1 </w:t>
       </w:r>
@@ -6860,7 +6846,7 @@
       <w:pPr>
         <w:pStyle w:val="Heading2"/>
       </w:pPr>
-      <w:bookmarkStart w:id="16" w:name="_Toc239639415"/>
+      <w:bookmarkStart w:id="16" w:name="_Toc239657518"/>
       <w:r>
         <w:t xml:space="preserve">4.2 </w:t>
       </w:r>
@@ -7264,7 +7250,7 @@
       <w:pPr>
         <w:pStyle w:val="Heading2"/>
       </w:pPr>
-      <w:bookmarkStart w:id="17" w:name="_Toc239639416"/>
+      <w:bookmarkStart w:id="17" w:name="_Toc239657519"/>
       <w:r>
         <w:lastRenderedPageBreak/>
         <w:t xml:space="preserve">4.3 </w:t>
@@ -7694,7 +7680,7 @@
       <w:pPr>
         <w:pStyle w:val="Heading3"/>
       </w:pPr>
-      <w:bookmarkStart w:id="18" w:name="_Toc239639417"/>
+      <w:bookmarkStart w:id="18" w:name="_Toc239657520"/>
       <w:r>
         <w:t>経費の入力単位</w:t>
       </w:r>
@@ -7968,7 +7954,7 @@
       <w:pPr>
         <w:pStyle w:val="Heading3"/>
       </w:pPr>
-      <w:bookmarkStart w:id="19" w:name="_Toc239639418"/>
+      <w:bookmarkStart w:id="19" w:name="_Toc239657521"/>
       <w:r>
         <w:t>入出金の登録単位</w:t>
       </w:r>
@@ -7998,7 +7984,7 @@
       <w:pPr>
         <w:pStyle w:val="Heading2"/>
       </w:pPr>
-      <w:bookmarkStart w:id="20" w:name="_Toc239639419"/>
+      <w:bookmarkStart w:id="20" w:name="_Toc239657522"/>
       <w:r>
         <w:lastRenderedPageBreak/>
         <w:t xml:space="preserve">4.4 </w:t>
@@ -8281,7 +8267,7 @@
       <w:pPr>
         <w:pStyle w:val="Heading2"/>
       </w:pPr>
-      <w:bookmarkStart w:id="21" w:name="_Toc239639420"/>
+      <w:bookmarkStart w:id="21" w:name="_Toc239657523"/>
       <w:r>
         <w:t xml:space="preserve">4.5 </w:t>
       </w:r>
@@ -8703,7 +8689,7 @@
       <w:pPr>
         <w:pStyle w:val="Heading3"/>
       </w:pPr>
-      <w:bookmarkStart w:id="22" w:name="_Toc239639421"/>
+      <w:bookmarkStart w:id="22" w:name="_Toc239657524"/>
       <w:r>
         <w:t>ピッキングリストでのセット展開</w:t>
       </w:r>
@@ -8944,7 +8930,7 @@
       <w:pPr>
         <w:pStyle w:val="Heading3"/>
       </w:pPr>
-      <w:bookmarkStart w:id="23" w:name="_Toc239639422"/>
+      <w:bookmarkStart w:id="23" w:name="_Toc239657525"/>
       <w:r>
         <w:lastRenderedPageBreak/>
         <w:t>納品書の</w:t>
@@ -9325,7 +9311,7 @@
       <w:pPr>
         <w:pStyle w:val="Heading1"/>
       </w:pPr>
-      <w:bookmarkStart w:id="24" w:name="_Toc239639423"/>
+      <w:bookmarkStart w:id="24" w:name="_Toc239657526"/>
       <w:r>
         <w:lastRenderedPageBreak/>
         <w:t xml:space="preserve">5. </w:t>
@@ -9344,7 +9330,7 @@
       <w:pPr>
         <w:pStyle w:val="Heading2"/>
       </w:pPr>
-      <w:bookmarkStart w:id="25" w:name="_Toc239639424"/>
+      <w:bookmarkStart w:id="25" w:name="_Toc239657527"/>
       <w:r>
         <w:t xml:space="preserve">5.1 </w:t>
       </w:r>
@@ -9970,7 +9956,7 @@
       <w:pPr>
         <w:pStyle w:val="Heading2"/>
       </w:pPr>
-      <w:bookmarkStart w:id="26" w:name="_Toc239639425"/>
+      <w:bookmarkStart w:id="26" w:name="_Toc239657528"/>
       <w:r>
         <w:t xml:space="preserve">5.2 </w:t>
       </w:r>
@@ -10312,7 +10298,7 @@
       <w:pPr>
         <w:pStyle w:val="Heading2"/>
       </w:pPr>
-      <w:bookmarkStart w:id="27" w:name="_Toc239639426"/>
+      <w:bookmarkStart w:id="27" w:name="_Toc239657529"/>
       <w:r>
         <w:t xml:space="preserve">5.3 </w:t>
       </w:r>
@@ -10974,7 +10960,7 @@
       <w:pPr>
         <w:pStyle w:val="Heading2"/>
       </w:pPr>
-      <w:bookmarkStart w:id="28" w:name="_Toc239639427"/>
+      <w:bookmarkStart w:id="28" w:name="_Toc239657530"/>
       <w:r>
         <w:t xml:space="preserve">5.4 </w:t>
       </w:r>
@@ -11198,7 +11184,7 @@
       <w:pPr>
         <w:pStyle w:val="Heading2"/>
       </w:pPr>
-      <w:bookmarkStart w:id="29" w:name="_Toc239639428"/>
+      <w:bookmarkStart w:id="29" w:name="_Toc239657531"/>
       <w:r>
         <w:t xml:space="preserve">5.5 </w:t>
       </w:r>
@@ -11542,7 +11528,7 @@
       <w:pPr>
         <w:pStyle w:val="Heading1"/>
       </w:pPr>
-      <w:bookmarkStart w:id="30" w:name="_Toc239639429"/>
+      <w:bookmarkStart w:id="30" w:name="_Toc239657532"/>
       <w:r>
         <w:lastRenderedPageBreak/>
         <w:t xml:space="preserve">6. </w:t>
@@ -11898,7 +11884,7 @@
       <w:pPr>
         <w:pStyle w:val="Heading1"/>
       </w:pPr>
-      <w:bookmarkStart w:id="31" w:name="_Toc239639430"/>
+      <w:bookmarkStart w:id="31" w:name="_Toc239657533"/>
       <w:r>
         <w:lastRenderedPageBreak/>
         <w:t xml:space="preserve">7. </w:t>
@@ -12300,7 +12286,7 @@
       <w:pPr>
         <w:pStyle w:val="Heading1"/>
       </w:pPr>
-      <w:bookmarkStart w:id="32" w:name="_Toc239639431"/>
+      <w:bookmarkStart w:id="32" w:name="_Toc239657534"/>
       <w:r>
         <w:lastRenderedPageBreak/>
         <w:t xml:space="preserve">8. </w:t>
@@ -12314,7 +12300,7 @@
       <w:pPr>
         <w:pStyle w:val="Heading2"/>
       </w:pPr>
-      <w:bookmarkStart w:id="33" w:name="_Toc239639432"/>
+      <w:bookmarkStart w:id="33" w:name="_Toc239657535"/>
       <w:r>
         <w:t xml:space="preserve">8.1 </w:t>
       </w:r>
@@ -12709,7 +12695,7 @@
       <w:pPr>
         <w:pStyle w:val="Heading2"/>
       </w:pPr>
-      <w:bookmarkStart w:id="34" w:name="_Toc239639433"/>
+      <w:bookmarkStart w:id="34" w:name="_Toc239657536"/>
       <w:r>
         <w:t xml:space="preserve">8.2 </w:t>
       </w:r>
@@ -13132,6 +13118,56 @@
                 <w:sz w:val="18"/>
                 <w:szCs w:val="18"/>
               </w:rPr>
+              <w:t>区分の選択肢（取引先の区分・区分</w:t>
+            </w:r>
+            <w:r>
+              <w:rPr>
+                <w:sz w:val="18"/>
+                <w:szCs w:val="18"/>
+              </w:rPr>
+              <w:t>2</w:t>
+            </w:r>
+            <w:r>
+              <w:rPr>
+                <w:sz w:val="18"/>
+                <w:szCs w:val="18"/>
+              </w:rPr>
+              <w:t>、伝票発行分類など）</w:t>
+            </w:r>
+          </w:p>
+        </w:tc>
+        <w:tc>
+          <w:tcPr>
+            <w:tcW w:w="5976" w:type="dxa"/>
+          </w:tcPr>
+          <w:p>
+            <w:pPr>
+              <w:spacing w:before="20" w:after="20" w:line="240" w:lineRule="auto"/>
+            </w:pPr>
+            <w:r>
+              <w:rPr>
+                <w:sz w:val="18"/>
+                <w:szCs w:val="18"/>
+              </w:rPr>
+              <w:t>画面から追加できるため、後から登録いただけます。</w:t>
+            </w:r>
+          </w:p>
+        </w:tc>
+      </w:tr>
+      <w:tr>
+        <w:tc>
+          <w:tcPr>
+            <w:tcW w:w="3662" w:type="dxa"/>
+          </w:tcPr>
+          <w:p>
+            <w:pPr>
+              <w:spacing w:before="20" w:after="20" w:line="240" w:lineRule="auto"/>
+            </w:pPr>
+            <w:r>
+              <w:rPr>
+                <w:sz w:val="18"/>
+                <w:szCs w:val="18"/>
+              </w:rPr>
               <w:t>楽楽販売からのデータの出し方と、移行する範囲</w:t>
             </w:r>
           </w:p>
@@ -13149,14 +13185,7 @@
                 <w:sz w:val="18"/>
                 <w:szCs w:val="18"/>
               </w:rPr>
-              <w:t>マスタと</w:t>
-            </w:r>
-            <w:r>
-              <w:rPr>
-                <w:sz w:val="18"/>
-                <w:szCs w:val="18"/>
-              </w:rPr>
-              <w:t>期首残高を先に、過去伝票は第</w:t>
+              <w:t>マスタと期首残高を先に、過去伝票は第</w:t>
             </w:r>
             <w:r>
               <w:rPr>
@@ -13181,7 +13210,7 @@
       <w:pPr>
         <w:pStyle w:val="Heading2"/>
       </w:pPr>
-      <w:bookmarkStart w:id="35" w:name="_Toc239639434"/>
+      <w:bookmarkStart w:id="35" w:name="_Toc239657537"/>
       <w:r>
         <w:lastRenderedPageBreak/>
         <w:t xml:space="preserve">8.3 </w:t>
@@ -13224,54 +13253,6 @@
       </w:r>
       <w:r>
         <w:t>につきましては、お手すきの際にご回答いただけますと大変助かります。</w:t>
-      </w:r>
-    </w:p>
-    <w:p>
-      <w:pPr>
-        <w:pBdr>
-          <w:top w:val="single" w:sz="6" w:space="0" w:color="BF8F00"/>
-          <w:left w:val="single" w:sz="6" w:space="0" w:color="BF8F00"/>
-          <w:bottom w:val="single" w:sz="6" w:space="0" w:color="BF8F00"/>
-          <w:right w:val="single" w:sz="6" w:space="0" w:color="BF8F00"/>
-        </w:pBdr>
-        <w:shd w:val="clear" w:color="auto" w:fill="FFF2CC"/>
-        <w:spacing w:before="120" w:after="120"/>
-        <w:ind w:left="113" w:right="113"/>
-      </w:pPr>
-      <w:r>
-        <w:rPr>
-          <w:sz w:val="19"/>
-          <w:szCs w:val="19"/>
-        </w:rPr>
-        <w:t xml:space="preserve"> </w:t>
-      </w:r>
-      <w:r>
-        <w:rPr>
-          <w:sz w:val="19"/>
-          <w:szCs w:val="19"/>
-        </w:rPr>
-        <w:t>本書に記載していない詳細（テーブル定義</w:t>
-      </w:r>
-      <w:r>
-        <w:rPr>
-          <w:sz w:val="19"/>
-          <w:szCs w:val="19"/>
-        </w:rPr>
-        <w:t>63</w:t>
-      </w:r>
-      <w:r>
-        <w:rPr>
-          <w:sz w:val="19"/>
-          <w:szCs w:val="19"/>
-        </w:rPr>
-        <w:t>件、全機能の一覧、外部データ連携の項目対応表など）は別途作成しております。ご入用の際はお申し付けください。</w:t>
-      </w:r>
-      <w:r>
-        <w:rPr>
-          <w:sz w:val="19"/>
-          <w:szCs w:val="19"/>
-        </w:rPr>
-        <w:t xml:space="preserve"> </w:t>
       </w:r>
     </w:p>
     <w:p>
@@ -13875,7 +13856,7 @@
     <w:autoRedefine/>
     <w:uiPriority w:val="39"/>
     <w:unhideWhenUsed/>
-    <w:rsid w:val="00ED5031"/>
+    <w:rsid w:val="00523A7B"/>
     <w:pPr>
       <w:spacing w:after="100"/>
     </w:pPr>
@@ -13887,7 +13868,7 @@
     <w:autoRedefine/>
     <w:uiPriority w:val="39"/>
     <w:unhideWhenUsed/>
-    <w:rsid w:val="00ED5031"/>
+    <w:rsid w:val="00523A7B"/>
     <w:pPr>
       <w:spacing w:after="100"/>
       <w:ind w:left="210"/>
@@ -13900,7 +13881,7 @@
     <w:autoRedefine/>
     <w:uiPriority w:val="39"/>
     <w:unhideWhenUsed/>
-    <w:rsid w:val="00ED5031"/>
+    <w:rsid w:val="00523A7B"/>
     <w:pPr>
       <w:spacing w:after="100"/>
       <w:ind w:left="420"/>
@@ -13911,7 +13892,7 @@
     <w:basedOn w:val="DefaultParagraphFont"/>
     <w:uiPriority w:val="99"/>
     <w:unhideWhenUsed/>
-    <w:rsid w:val="00ED5031"/>
+    <w:rsid w:val="00523A7B"/>
     <w:rPr>
       <w:color w:val="0563C1" w:themeColor="hyperlink"/>
       <w:u w:val="single"/>

--- a/docs/提出用/販売管理システム_要件定義書_v1.1.docx
+++ b/docs/提出用/販売管理システム_要件定義書_v1.1.docx
@@ -16,25 +16,7 @@
           <w:sz w:val="56"/>
           <w:szCs w:val="56"/>
         </w:rPr>
-        <w:t>販売管理システム</w:t>
-      </w:r>
-      <w:r>
-        <w:rPr>
-          <w:b/>
-          <w:color w:val="1F3864"/>
-          <w:sz w:val="56"/>
-          <w:szCs w:val="56"/>
-        </w:rPr>
-        <w:t>u{0002}</w:t>
-      </w:r>
-      <w:r>
-        <w:rPr>
-          <w:b/>
-          <w:color w:val="1F3864"/>
-          <w:sz w:val="56"/>
-          <w:szCs w:val="56"/>
-        </w:rPr>
-        <w:t>要件定義書</w:t>
+        <w:t>販売管理システム要件定義書</w:t>
       </w:r>
     </w:p>
     <w:p>
@@ -137,21 +119,7 @@
           <w:sz w:val="22"/>
           <w:szCs w:val="22"/>
         </w:rPr>
-        <w:t>日</w:t>
-      </w:r>
-      <w:r>
-        <w:rPr>
-          <w:sz w:val="22"/>
-          <w:szCs w:val="22"/>
-        </w:rPr>
-        <w:t xml:space="preserve">u{0002} </w:t>
-      </w:r>
-      <w:r>
-        <w:rPr>
-          <w:sz w:val="22"/>
-          <w:szCs w:val="22"/>
-        </w:rPr>
-        <w:t>渡辺</w:t>
+        <w:t>日　　渡辺</w:t>
       </w:r>
       <w:r>
         <w:rPr>
@@ -166,7 +134,7 @@
         <w:pStyle w:val="Heading1"/>
         <w:pageBreakBefore w:val="0"/>
       </w:pPr>
-      <w:bookmarkStart w:id="1" w:name="_Toc239657503"/>
+      <w:bookmarkStart w:id="1" w:name="_Toc239658639"/>
       <w:r>
         <w:t>目次</w:t>
       </w:r>
@@ -194,7 +162,7 @@
       <w:r>
         <w:fldChar w:fldCharType="separate"/>
       </w:r>
-      <w:hyperlink w:anchor="_Toc239657503" w:history="1">
+      <w:hyperlink w:anchor="_Toc239658639" w:history="1">
         <w:r>
           <w:rPr>
             <w:rStyle w:val="Hyperlink"/>
@@ -222,7 +190,7 @@
             <w:noProof/>
             <w:webHidden/>
           </w:rPr>
-          <w:instrText xml:space="preserve"> PAGEREF _Toc239657503 \h </w:instrText>
+          <w:instrText xml:space="preserve"> PAGEREF _Toc239658639 \h </w:instrText>
         </w:r>
         <w:r>
           <w:rPr>
@@ -266,7 +234,7 @@
           <w:szCs w:val="22"/>
         </w:rPr>
       </w:pPr>
-      <w:hyperlink w:anchor="_Toc239657504" w:history="1">
+      <w:hyperlink w:anchor="_Toc239658640" w:history="1">
         <w:r>
           <w:rPr>
             <w:rStyle w:val="Hyperlink"/>
@@ -301,7 +269,7 @@
             <w:noProof/>
             <w:webHidden/>
           </w:rPr>
-          <w:instrText xml:space="preserve"> PAGEREF _Toc239657504 \h </w:instrText>
+          <w:instrText xml:space="preserve"> PAGEREF _Toc239658640 \h </w:instrText>
         </w:r>
         <w:r>
           <w:rPr>
@@ -345,7 +313,7 @@
           <w:szCs w:val="22"/>
         </w:rPr>
       </w:pPr>
-      <w:hyperlink w:anchor="_Toc239657505" w:history="1">
+      <w:hyperlink w:anchor="_Toc239658641" w:history="1">
         <w:r>
           <w:rPr>
             <w:rStyle w:val="Hyperlink"/>
@@ -380,7 +348,7 @@
             <w:noProof/>
             <w:webHidden/>
           </w:rPr>
-          <w:instrText xml:space="preserve"> PAGEREF _Toc239657505 \h </w:instrText>
+          <w:instrText xml:space="preserve"> PAGEREF _Toc239658641 \h </w:instrText>
         </w:r>
         <w:r>
           <w:rPr>
@@ -424,7 +392,7 @@
           <w:szCs w:val="22"/>
         </w:rPr>
       </w:pPr>
-      <w:hyperlink w:anchor="_Toc239657506" w:history="1">
+      <w:hyperlink w:anchor="_Toc239658642" w:history="1">
         <w:r>
           <w:rPr>
             <w:rStyle w:val="Hyperlink"/>
@@ -459,7 +427,7 @@
             <w:noProof/>
             <w:webHidden/>
           </w:rPr>
-          <w:instrText xml:space="preserve"> PAGEREF _Toc239657506 \h </w:instrText>
+          <w:instrText xml:space="preserve"> PAGEREF _Toc239658642 \h </w:instrText>
         </w:r>
         <w:r>
           <w:rPr>
@@ -503,7 +471,7 @@
           <w:szCs w:val="22"/>
         </w:rPr>
       </w:pPr>
-      <w:hyperlink w:anchor="_Toc239657507" w:history="1">
+      <w:hyperlink w:anchor="_Toc239658643" w:history="1">
         <w:r>
           <w:rPr>
             <w:rStyle w:val="Hyperlink"/>
@@ -538,7 +506,7 @@
             <w:noProof/>
             <w:webHidden/>
           </w:rPr>
-          <w:instrText xml:space="preserve"> PAGEREF _Toc239657507 \h </w:instrText>
+          <w:instrText xml:space="preserve"> PAGEREF _Toc239658643 \h </w:instrText>
         </w:r>
         <w:r>
           <w:rPr>
@@ -582,7 +550,7 @@
           <w:szCs w:val="22"/>
         </w:rPr>
       </w:pPr>
-      <w:hyperlink w:anchor="_Toc239657508" w:history="1">
+      <w:hyperlink w:anchor="_Toc239658644" w:history="1">
         <w:r>
           <w:rPr>
             <w:rStyle w:val="Hyperlink"/>
@@ -617,7 +585,7 @@
             <w:noProof/>
             <w:webHidden/>
           </w:rPr>
-          <w:instrText xml:space="preserve"> PAGEREF _Toc239657508 \h </w:instrText>
+          <w:instrText xml:space="preserve"> PAGEREF _Toc239658644 \h </w:instrText>
         </w:r>
         <w:r>
           <w:rPr>
@@ -661,7 +629,7 @@
           <w:szCs w:val="22"/>
         </w:rPr>
       </w:pPr>
-      <w:hyperlink w:anchor="_Toc239657509" w:history="1">
+      <w:hyperlink w:anchor="_Toc239658645" w:history="1">
         <w:r>
           <w:rPr>
             <w:rStyle w:val="Hyperlink"/>
@@ -696,7 +664,7 @@
             <w:noProof/>
             <w:webHidden/>
           </w:rPr>
-          <w:instrText xml:space="preserve"> PAGEREF _Toc239657509 \h </w:instrText>
+          <w:instrText xml:space="preserve"> PAGEREF _Toc239658645 \h </w:instrText>
         </w:r>
         <w:r>
           <w:rPr>
@@ -740,7 +708,7 @@
           <w:szCs w:val="22"/>
         </w:rPr>
       </w:pPr>
-      <w:hyperlink w:anchor="_Toc239657510" w:history="1">
+      <w:hyperlink w:anchor="_Toc239658646" w:history="1">
         <w:r>
           <w:rPr>
             <w:rStyle w:val="Hyperlink"/>
@@ -775,7 +743,7 @@
             <w:noProof/>
             <w:webHidden/>
           </w:rPr>
-          <w:instrText xml:space="preserve"> PAGEREF _Toc239657510 \h </w:instrText>
+          <w:instrText xml:space="preserve"> PAGEREF _Toc239658646 \h </w:instrText>
         </w:r>
         <w:r>
           <w:rPr>
@@ -819,7 +787,7 @@
           <w:szCs w:val="22"/>
         </w:rPr>
       </w:pPr>
-      <w:hyperlink w:anchor="_Toc239657511" w:history="1">
+      <w:hyperlink w:anchor="_Toc239658647" w:history="1">
         <w:r>
           <w:rPr>
             <w:rStyle w:val="Hyperlink"/>
@@ -854,7 +822,7 @@
             <w:noProof/>
             <w:webHidden/>
           </w:rPr>
-          <w:instrText xml:space="preserve"> PAGEREF _Toc239657511 \h </w:instrText>
+          <w:instrText xml:space="preserve"> PAGEREF _Toc239658647 \h </w:instrText>
         </w:r>
         <w:r>
           <w:rPr>
@@ -898,7 +866,7 @@
           <w:szCs w:val="22"/>
         </w:rPr>
       </w:pPr>
-      <w:hyperlink w:anchor="_Toc239657512" w:history="1">
+      <w:hyperlink w:anchor="_Toc239658648" w:history="1">
         <w:r>
           <w:rPr>
             <w:rStyle w:val="Hyperlink"/>
@@ -933,7 +901,7 @@
             <w:noProof/>
             <w:webHidden/>
           </w:rPr>
-          <w:instrText xml:space="preserve"> PAGEREF _Toc239657512 \h </w:instrText>
+          <w:instrText xml:space="preserve"> PAGEREF _Toc239658648 \h </w:instrText>
         </w:r>
         <w:r>
           <w:rPr>
@@ -977,7 +945,7 @@
           <w:szCs w:val="22"/>
         </w:rPr>
       </w:pPr>
-      <w:hyperlink w:anchor="_Toc239657513" w:history="1">
+      <w:hyperlink w:anchor="_Toc239658649" w:history="1">
         <w:r>
           <w:rPr>
             <w:rStyle w:val="Hyperlink"/>
@@ -1012,7 +980,7 @@
             <w:noProof/>
             <w:webHidden/>
           </w:rPr>
-          <w:instrText xml:space="preserve"> PAGEREF _Toc239657513 \h </w:instrText>
+          <w:instrText xml:space="preserve"> PAGEREF _Toc239658649 \h </w:instrText>
         </w:r>
         <w:r>
           <w:rPr>
@@ -1056,7 +1024,7 @@
           <w:szCs w:val="22"/>
         </w:rPr>
       </w:pPr>
-      <w:hyperlink w:anchor="_Toc239657514" w:history="1">
+      <w:hyperlink w:anchor="_Toc239658650" w:history="1">
         <w:r>
           <w:rPr>
             <w:rStyle w:val="Hyperlink"/>
@@ -1091,7 +1059,7 @@
             <w:noProof/>
             <w:webHidden/>
           </w:rPr>
-          <w:instrText xml:space="preserve"> PAGEREF _Toc239657514 \h </w:instrText>
+          <w:instrText xml:space="preserve"> PAGEREF _Toc239658650 \h </w:instrText>
         </w:r>
         <w:r>
           <w:rPr>
@@ -1135,7 +1103,7 @@
           <w:szCs w:val="22"/>
         </w:rPr>
       </w:pPr>
-      <w:hyperlink w:anchor="_Toc239657515" w:history="1">
+      <w:hyperlink w:anchor="_Toc239658651" w:history="1">
         <w:r>
           <w:rPr>
             <w:rStyle w:val="Hyperlink"/>
@@ -1170,7 +1138,7 @@
             <w:noProof/>
             <w:webHidden/>
           </w:rPr>
-          <w:instrText xml:space="preserve"> PAGEREF _Toc239657515 \h </w:instrText>
+          <w:instrText xml:space="preserve"> PAGEREF _Toc239658651 \h </w:instrText>
         </w:r>
         <w:r>
           <w:rPr>
@@ -1214,7 +1182,7 @@
           <w:szCs w:val="22"/>
         </w:rPr>
       </w:pPr>
-      <w:hyperlink w:anchor="_Toc239657516" w:history="1">
+      <w:hyperlink w:anchor="_Toc239658652" w:history="1">
         <w:r>
           <w:rPr>
             <w:rStyle w:val="Hyperlink"/>
@@ -1249,7 +1217,7 @@
             <w:noProof/>
             <w:webHidden/>
           </w:rPr>
-          <w:instrText xml:space="preserve"> PAGEREF _Toc239657516 \h </w:instrText>
+          <w:instrText xml:space="preserve"> PAGEREF _Toc239658652 \h </w:instrText>
         </w:r>
         <w:r>
           <w:rPr>
@@ -1293,7 +1261,7 @@
           <w:szCs w:val="22"/>
         </w:rPr>
       </w:pPr>
-      <w:hyperlink w:anchor="_Toc239657517" w:history="1">
+      <w:hyperlink w:anchor="_Toc239658653" w:history="1">
         <w:r>
           <w:rPr>
             <w:rStyle w:val="Hyperlink"/>
@@ -1328,7 +1296,7 @@
             <w:noProof/>
             <w:webHidden/>
           </w:rPr>
-          <w:instrText xml:space="preserve"> PAGEREF _Toc239657517 \h </w:instrText>
+          <w:instrText xml:space="preserve"> PAGEREF _Toc239658653 \h </w:instrText>
         </w:r>
         <w:r>
           <w:rPr>
@@ -1372,7 +1340,7 @@
           <w:szCs w:val="22"/>
         </w:rPr>
       </w:pPr>
-      <w:hyperlink w:anchor="_Toc239657518" w:history="1">
+      <w:hyperlink w:anchor="_Toc239658654" w:history="1">
         <w:r>
           <w:rPr>
             <w:rStyle w:val="Hyperlink"/>
@@ -1407,7 +1375,7 @@
             <w:noProof/>
             <w:webHidden/>
           </w:rPr>
-          <w:instrText xml:space="preserve"> PAGEREF _Toc239657518 \h </w:instrText>
+          <w:instrText xml:space="preserve"> PAGEREF _Toc239658654 \h </w:instrText>
         </w:r>
         <w:r>
           <w:rPr>
@@ -1451,7 +1419,7 @@
           <w:szCs w:val="22"/>
         </w:rPr>
       </w:pPr>
-      <w:hyperlink w:anchor="_Toc239657519" w:history="1">
+      <w:hyperlink w:anchor="_Toc239658655" w:history="1">
         <w:r>
           <w:rPr>
             <w:rStyle w:val="Hyperlink"/>
@@ -1486,7 +1454,7 @@
             <w:noProof/>
             <w:webHidden/>
           </w:rPr>
-          <w:instrText xml:space="preserve"> PAGEREF _Toc239657519 \h </w:instrText>
+          <w:instrText xml:space="preserve"> PAGEREF _Toc239658655 \h </w:instrText>
         </w:r>
         <w:r>
           <w:rPr>
@@ -1530,7 +1498,14 @@
           <w:szCs w:val="22"/>
         </w:rPr>
       </w:pPr>
-      <w:hyperlink w:anchor="_Toc239657520" w:history="1">
+      <w:hyperlink w:anchor="_Toc239658656" w:history="1">
+        <w:r>
+          <w:rPr>
+            <w:rStyle w:val="Hyperlink"/>
+            <w:noProof/>
+          </w:rPr>
+          <w:t xml:space="preserve">4.3.1 </w:t>
+        </w:r>
         <w:r>
           <w:rPr>
             <w:rStyle w:val="Hyperlink"/>
@@ -1558,7 +1533,7 @@
             <w:noProof/>
             <w:webHidden/>
           </w:rPr>
-          <w:instrText xml:space="preserve"> PAGEREF _Toc239657520 \h </w:instrText>
+          <w:instrText xml:space="preserve"> PAGEREF _Toc239658656 \h </w:instrText>
         </w:r>
         <w:r>
           <w:rPr>
@@ -1602,7 +1577,14 @@
           <w:szCs w:val="22"/>
         </w:rPr>
       </w:pPr>
-      <w:hyperlink w:anchor="_Toc239657521" w:history="1">
+      <w:hyperlink w:anchor="_Toc239658657" w:history="1">
+        <w:r>
+          <w:rPr>
+            <w:rStyle w:val="Hyperlink"/>
+            <w:noProof/>
+          </w:rPr>
+          <w:t xml:space="preserve">4.3.2 </w:t>
+        </w:r>
         <w:r>
           <w:rPr>
             <w:rStyle w:val="Hyperlink"/>
@@ -1630,7 +1612,7 @@
             <w:noProof/>
             <w:webHidden/>
           </w:rPr>
-          <w:instrText xml:space="preserve"> PAGEREF _Toc239657521 \h </w:instrText>
+          <w:instrText xml:space="preserve"> PAGEREF _Toc239658657 \h </w:instrText>
         </w:r>
         <w:r>
           <w:rPr>
@@ -1674,7 +1656,7 @@
           <w:szCs w:val="22"/>
         </w:rPr>
       </w:pPr>
-      <w:hyperlink w:anchor="_Toc239657522" w:history="1">
+      <w:hyperlink w:anchor="_Toc239658658" w:history="1">
         <w:r>
           <w:rPr>
             <w:rStyle w:val="Hyperlink"/>
@@ -1709,7 +1691,7 @@
             <w:noProof/>
             <w:webHidden/>
           </w:rPr>
-          <w:instrText xml:space="preserve"> PAGEREF _Toc239657522 \h </w:instrText>
+          <w:instrText xml:space="preserve"> PAGEREF _Toc239658658 \h </w:instrText>
         </w:r>
         <w:r>
           <w:rPr>
@@ -1753,7 +1735,7 @@
           <w:szCs w:val="22"/>
         </w:rPr>
       </w:pPr>
-      <w:hyperlink w:anchor="_Toc239657523" w:history="1">
+      <w:hyperlink w:anchor="_Toc239658659" w:history="1">
         <w:r>
           <w:rPr>
             <w:rStyle w:val="Hyperlink"/>
@@ -1788,7 +1770,7 @@
             <w:noProof/>
             <w:webHidden/>
           </w:rPr>
-          <w:instrText xml:space="preserve"> PAGEREF _Toc239657523 \h </w:instrText>
+          <w:instrText xml:space="preserve"> PAGEREF _Toc239658659 \h </w:instrText>
         </w:r>
         <w:r>
           <w:rPr>
@@ -1832,7 +1814,14 @@
           <w:szCs w:val="22"/>
         </w:rPr>
       </w:pPr>
-      <w:hyperlink w:anchor="_Toc239657524" w:history="1">
+      <w:hyperlink w:anchor="_Toc239658660" w:history="1">
+        <w:r>
+          <w:rPr>
+            <w:rStyle w:val="Hyperlink"/>
+            <w:noProof/>
+          </w:rPr>
+          <w:t xml:space="preserve">4.5.1 </w:t>
+        </w:r>
         <w:r>
           <w:rPr>
             <w:rStyle w:val="Hyperlink"/>
@@ -1860,7 +1849,7 @@
             <w:noProof/>
             <w:webHidden/>
           </w:rPr>
-          <w:instrText xml:space="preserve"> PAGEREF _Toc239657524 \h </w:instrText>
+          <w:instrText xml:space="preserve"> PAGEREF _Toc239658660 \h </w:instrText>
         </w:r>
         <w:r>
           <w:rPr>
@@ -1904,7 +1893,14 @@
           <w:szCs w:val="22"/>
         </w:rPr>
       </w:pPr>
-      <w:hyperlink w:anchor="_Toc239657525" w:history="1">
+      <w:hyperlink w:anchor="_Toc239658661" w:history="1">
+        <w:r>
+          <w:rPr>
+            <w:rStyle w:val="Hyperlink"/>
+            <w:noProof/>
+          </w:rPr>
+          <w:t xml:space="preserve">4.5.2 </w:t>
+        </w:r>
         <w:r>
           <w:rPr>
             <w:rStyle w:val="Hyperlink"/>
@@ -1947,7 +1943,7 @@
             <w:noProof/>
             <w:webHidden/>
           </w:rPr>
-          <w:instrText xml:space="preserve"> PAGEREF _Toc239657525 \h </w:instrText>
+          <w:instrText xml:space="preserve"> PAGEREF _Toc239658661 \h </w:instrText>
         </w:r>
         <w:r>
           <w:rPr>
@@ -1991,7 +1987,7 @@
           <w:szCs w:val="22"/>
         </w:rPr>
       </w:pPr>
-      <w:hyperlink w:anchor="_Toc239657526" w:history="1">
+      <w:hyperlink w:anchor="_Toc239658662" w:history="1">
         <w:r>
           <w:rPr>
             <w:rStyle w:val="Hyperlink"/>
@@ -2026,7 +2022,7 @@
             <w:noProof/>
             <w:webHidden/>
           </w:rPr>
-          <w:instrText xml:space="preserve"> PAGEREF _Toc239657526 \h </w:instrText>
+          <w:instrText xml:space="preserve"> PAGEREF _Toc239658662 \h </w:instrText>
         </w:r>
         <w:r>
           <w:rPr>
@@ -2070,7 +2066,7 @@
           <w:szCs w:val="22"/>
         </w:rPr>
       </w:pPr>
-      <w:hyperlink w:anchor="_Toc239657527" w:history="1">
+      <w:hyperlink w:anchor="_Toc239658663" w:history="1">
         <w:r>
           <w:rPr>
             <w:rStyle w:val="Hyperlink"/>
@@ -2120,7 +2116,7 @@
             <w:noProof/>
             <w:webHidden/>
           </w:rPr>
-          <w:instrText xml:space="preserve"> PAGEREF _Toc239657527 \h </w:instrText>
+          <w:instrText xml:space="preserve"> PAGEREF _Toc239658663 \h </w:instrText>
         </w:r>
         <w:r>
           <w:rPr>
@@ -2164,7 +2160,7 @@
           <w:szCs w:val="22"/>
         </w:rPr>
       </w:pPr>
-      <w:hyperlink w:anchor="_Toc239657528" w:history="1">
+      <w:hyperlink w:anchor="_Toc239658664" w:history="1">
         <w:r>
           <w:rPr>
             <w:rStyle w:val="Hyperlink"/>
@@ -2199,7 +2195,7 @@
             <w:noProof/>
             <w:webHidden/>
           </w:rPr>
-          <w:instrText xml:space="preserve"> PAGEREF _Toc239657528 \h </w:instrText>
+          <w:instrText xml:space="preserve"> PAGEREF _Toc239658664 \h </w:instrText>
         </w:r>
         <w:r>
           <w:rPr>
@@ -2243,7 +2239,7 @@
           <w:szCs w:val="22"/>
         </w:rPr>
       </w:pPr>
-      <w:hyperlink w:anchor="_Toc239657529" w:history="1">
+      <w:hyperlink w:anchor="_Toc239658665" w:history="1">
         <w:r>
           <w:rPr>
             <w:rStyle w:val="Hyperlink"/>
@@ -2293,7 +2289,7 @@
             <w:noProof/>
             <w:webHidden/>
           </w:rPr>
-          <w:instrText xml:space="preserve"> PAGEREF _Toc239657529 \h </w:instrText>
+          <w:instrText xml:space="preserve"> PAGEREF _Toc239658665 \h </w:instrText>
         </w:r>
         <w:r>
           <w:rPr>
@@ -2337,7 +2333,7 @@
           <w:szCs w:val="22"/>
         </w:rPr>
       </w:pPr>
-      <w:hyperlink w:anchor="_Toc239657530" w:history="1">
+      <w:hyperlink w:anchor="_Toc239658666" w:history="1">
         <w:r>
           <w:rPr>
             <w:rStyle w:val="Hyperlink"/>
@@ -2387,7 +2383,7 @@
             <w:noProof/>
             <w:webHidden/>
           </w:rPr>
-          <w:instrText xml:space="preserve"> PAGEREF _Toc239657530 \h </w:instrText>
+          <w:instrText xml:space="preserve"> PAGEREF _Toc239658666 \h </w:instrText>
         </w:r>
         <w:r>
           <w:rPr>
@@ -2431,7 +2427,7 @@
           <w:szCs w:val="22"/>
         </w:rPr>
       </w:pPr>
-      <w:hyperlink w:anchor="_Toc239657531" w:history="1">
+      <w:hyperlink w:anchor="_Toc239658667" w:history="1">
         <w:r>
           <w:rPr>
             <w:rStyle w:val="Hyperlink"/>
@@ -2466,7 +2462,7 @@
             <w:noProof/>
             <w:webHidden/>
           </w:rPr>
-          <w:instrText xml:space="preserve"> PAGEREF _Toc239657531 \h </w:instrText>
+          <w:instrText xml:space="preserve"> PAGEREF _Toc239658667 \h </w:instrText>
         </w:r>
         <w:r>
           <w:rPr>
@@ -2510,7 +2506,7 @@
           <w:szCs w:val="22"/>
         </w:rPr>
       </w:pPr>
-      <w:hyperlink w:anchor="_Toc239657532" w:history="1">
+      <w:hyperlink w:anchor="_Toc239658668" w:history="1">
         <w:r>
           <w:rPr>
             <w:rStyle w:val="Hyperlink"/>
@@ -2545,7 +2541,7 @@
             <w:noProof/>
             <w:webHidden/>
           </w:rPr>
-          <w:instrText xml:space="preserve"> PAGEREF _Toc239657532 \h </w:instrText>
+          <w:instrText xml:space="preserve"> PAGEREF _Toc239658668 \h </w:instrText>
         </w:r>
         <w:r>
           <w:rPr>
@@ -2589,7 +2585,7 @@
           <w:szCs w:val="22"/>
         </w:rPr>
       </w:pPr>
-      <w:hyperlink w:anchor="_Toc239657533" w:history="1">
+      <w:hyperlink w:anchor="_Toc239658669" w:history="1">
         <w:r>
           <w:rPr>
             <w:rStyle w:val="Hyperlink"/>
@@ -2624,7 +2620,7 @@
             <w:noProof/>
             <w:webHidden/>
           </w:rPr>
-          <w:instrText xml:space="preserve"> PAGEREF _Toc239657533 \h </w:instrText>
+          <w:instrText xml:space="preserve"> PAGEREF _Toc239658669 \h </w:instrText>
         </w:r>
         <w:r>
           <w:rPr>
@@ -2668,7 +2664,7 @@
           <w:szCs w:val="22"/>
         </w:rPr>
       </w:pPr>
-      <w:hyperlink w:anchor="_Toc239657534" w:history="1">
+      <w:hyperlink w:anchor="_Toc239658670" w:history="1">
         <w:r>
           <w:rPr>
             <w:rStyle w:val="Hyperlink"/>
@@ -2703,7 +2699,7 @@
             <w:noProof/>
             <w:webHidden/>
           </w:rPr>
-          <w:instrText xml:space="preserve"> PAGEREF _Toc239657534 \h </w:instrText>
+          <w:instrText xml:space="preserve"> PAGEREF _Toc239658670 \h </w:instrText>
         </w:r>
         <w:r>
           <w:rPr>
@@ -2747,7 +2743,7 @@
           <w:szCs w:val="22"/>
         </w:rPr>
       </w:pPr>
-      <w:hyperlink w:anchor="_Toc239657535" w:history="1">
+      <w:hyperlink w:anchor="_Toc239658671" w:history="1">
         <w:r>
           <w:rPr>
             <w:rStyle w:val="Hyperlink"/>
@@ -2782,7 +2778,7 @@
             <w:noProof/>
             <w:webHidden/>
           </w:rPr>
-          <w:instrText xml:space="preserve"> PAGEREF _Toc239657535 \h </w:instrText>
+          <w:instrText xml:space="preserve"> PAGEREF _Toc239658671 \h </w:instrText>
         </w:r>
         <w:r>
           <w:rPr>
@@ -2826,7 +2822,7 @@
           <w:szCs w:val="22"/>
         </w:rPr>
       </w:pPr>
-      <w:hyperlink w:anchor="_Toc239657536" w:history="1">
+      <w:hyperlink w:anchor="_Toc239658672" w:history="1">
         <w:r>
           <w:rPr>
             <w:rStyle w:val="Hyperlink"/>
@@ -2861,7 +2857,7 @@
             <w:noProof/>
             <w:webHidden/>
           </w:rPr>
-          <w:instrText xml:space="preserve"> PAGEREF _Toc239657536 \h </w:instrText>
+          <w:instrText xml:space="preserve"> PAGEREF _Toc239658672 \h </w:instrText>
         </w:r>
         <w:r>
           <w:rPr>
@@ -2905,7 +2901,7 @@
           <w:szCs w:val="22"/>
         </w:rPr>
       </w:pPr>
-      <w:hyperlink w:anchor="_Toc239657537" w:history="1">
+      <w:hyperlink w:anchor="_Toc239658673" w:history="1">
         <w:r>
           <w:rPr>
             <w:rStyle w:val="Hyperlink"/>
@@ -2940,7 +2936,7 @@
             <w:noProof/>
             <w:webHidden/>
           </w:rPr>
-          <w:instrText xml:space="preserve"> PAGEREF _Toc239657537 \h </w:instrText>
+          <w:instrText xml:space="preserve"> PAGEREF _Toc239658673 \h </w:instrText>
         </w:r>
         <w:r>
           <w:rPr>
@@ -2985,7 +2981,7 @@
       <w:pPr>
         <w:pStyle w:val="Heading1"/>
       </w:pPr>
-      <w:bookmarkStart w:id="2" w:name="_Toc239657504"/>
+      <w:bookmarkStart w:id="2" w:name="_Toc239658640"/>
       <w:r>
         <w:lastRenderedPageBreak/>
         <w:t xml:space="preserve">1. </w:t>
@@ -2999,7 +2995,7 @@
       <w:pPr>
         <w:pStyle w:val="Heading2"/>
       </w:pPr>
-      <w:bookmarkStart w:id="3" w:name="_Toc239657505"/>
+      <w:bookmarkStart w:id="3" w:name="_Toc239658641"/>
       <w:r>
         <w:t xml:space="preserve">1.1 </w:t>
       </w:r>
@@ -3389,7 +3385,7 @@
       <w:pPr>
         <w:pStyle w:val="Heading2"/>
       </w:pPr>
-      <w:bookmarkStart w:id="4" w:name="_Toc239657506"/>
+      <w:bookmarkStart w:id="4" w:name="_Toc239658642"/>
       <w:r>
         <w:t xml:space="preserve">1.2 </w:t>
       </w:r>
@@ -3778,7 +3774,7 @@
       <w:pPr>
         <w:pStyle w:val="Heading2"/>
       </w:pPr>
-      <w:bookmarkStart w:id="5" w:name="_Toc239657507"/>
+      <w:bookmarkStart w:id="5" w:name="_Toc239658643"/>
       <w:r>
         <w:t xml:space="preserve">1.3 </w:t>
       </w:r>
@@ -4138,7 +4134,7 @@
       <w:pPr>
         <w:pStyle w:val="Heading1"/>
       </w:pPr>
-      <w:bookmarkStart w:id="6" w:name="_Toc239657508"/>
+      <w:bookmarkStart w:id="6" w:name="_Toc239658644"/>
       <w:r>
         <w:lastRenderedPageBreak/>
         <w:t xml:space="preserve">2. </w:t>
@@ -4152,7 +4148,7 @@
       <w:pPr>
         <w:pStyle w:val="Heading2"/>
       </w:pPr>
-      <w:bookmarkStart w:id="7" w:name="_Toc239657509"/>
+      <w:bookmarkStart w:id="7" w:name="_Toc239658645"/>
       <w:r>
         <w:t xml:space="preserve">2.1 </w:t>
       </w:r>
@@ -4622,7 +4618,7 @@
       <w:pPr>
         <w:pStyle w:val="Heading2"/>
       </w:pPr>
-      <w:bookmarkStart w:id="8" w:name="_Toc239657510"/>
+      <w:bookmarkStart w:id="8" w:name="_Toc239658646"/>
       <w:r>
         <w:t xml:space="preserve">2.2 </w:t>
       </w:r>
@@ -4888,7 +4884,7 @@
       <w:pPr>
         <w:pStyle w:val="Heading1"/>
       </w:pPr>
-      <w:bookmarkStart w:id="9" w:name="_Toc239657511"/>
+      <w:bookmarkStart w:id="9" w:name="_Toc239658647"/>
       <w:r>
         <w:lastRenderedPageBreak/>
         <w:t xml:space="preserve">3. </w:t>
@@ -4902,7 +4898,7 @@
       <w:pPr>
         <w:pStyle w:val="Heading2"/>
       </w:pPr>
-      <w:bookmarkStart w:id="10" w:name="_Toc239657512"/>
+      <w:bookmarkStart w:id="10" w:name="_Toc239658648"/>
       <w:r>
         <w:t xml:space="preserve">3.1 </w:t>
       </w:r>
@@ -5420,7 +5416,7 @@
       <w:pPr>
         <w:pStyle w:val="Heading2"/>
       </w:pPr>
-      <w:bookmarkStart w:id="11" w:name="_Toc239657513"/>
+      <w:bookmarkStart w:id="11" w:name="_Toc239658649"/>
       <w:r>
         <w:t xml:space="preserve">3.2 </w:t>
       </w:r>
@@ -5808,7 +5804,7 @@
       <w:pPr>
         <w:pStyle w:val="Heading2"/>
       </w:pPr>
-      <w:bookmarkStart w:id="12" w:name="_Toc239657514"/>
+      <w:bookmarkStart w:id="12" w:name="_Toc239658650"/>
       <w:r>
         <w:lastRenderedPageBreak/>
         <w:t>3.3 Amazon</w:t>
@@ -5874,7 +5870,7 @@
       <w:pPr>
         <w:pStyle w:val="Heading2"/>
       </w:pPr>
-      <w:bookmarkStart w:id="13" w:name="_Toc239657515"/>
+      <w:bookmarkStart w:id="13" w:name="_Toc239658651"/>
       <w:r>
         <w:t xml:space="preserve">3.4 </w:t>
       </w:r>
@@ -6302,7 +6298,7 @@
       <w:pPr>
         <w:pStyle w:val="Heading1"/>
       </w:pPr>
-      <w:bookmarkStart w:id="14" w:name="_Toc239657516"/>
+      <w:bookmarkStart w:id="14" w:name="_Toc239658652"/>
       <w:r>
         <w:lastRenderedPageBreak/>
         <w:t xml:space="preserve">4. </w:t>
@@ -6327,7 +6323,7 @@
       <w:pPr>
         <w:pStyle w:val="Heading2"/>
       </w:pPr>
-      <w:bookmarkStart w:id="15" w:name="_Toc239657517"/>
+      <w:bookmarkStart w:id="15" w:name="_Toc239658653"/>
       <w:r>
         <w:t xml:space="preserve">4.1 </w:t>
       </w:r>
@@ -6846,7 +6842,7 @@
       <w:pPr>
         <w:pStyle w:val="Heading2"/>
       </w:pPr>
-      <w:bookmarkStart w:id="16" w:name="_Toc239657518"/>
+      <w:bookmarkStart w:id="16" w:name="_Toc239658654"/>
       <w:r>
         <w:t xml:space="preserve">4.2 </w:t>
       </w:r>
@@ -7250,7 +7246,7 @@
       <w:pPr>
         <w:pStyle w:val="Heading2"/>
       </w:pPr>
-      <w:bookmarkStart w:id="17" w:name="_Toc239657519"/>
+      <w:bookmarkStart w:id="17" w:name="_Toc239658655"/>
       <w:r>
         <w:lastRenderedPageBreak/>
         <w:t xml:space="preserve">4.3 </w:t>
@@ -7680,7 +7676,10 @@
       <w:pPr>
         <w:pStyle w:val="Heading3"/>
       </w:pPr>
-      <w:bookmarkStart w:id="18" w:name="_Toc239657520"/>
+      <w:bookmarkStart w:id="18" w:name="_Toc239658656"/>
+      <w:r>
+        <w:t xml:space="preserve">4.3.1 </w:t>
+      </w:r>
       <w:r>
         <w:t>経費の入力単位</w:t>
       </w:r>
@@ -7714,10 +7713,10 @@
     </w:p>
     <w:p>
       <w:r>
-        <w:t>商品を特定できない経費もありますので、明細の紐づけ先は次</w:t>
-      </w:r>
-      <w:r>
-        <w:t>の</w:t>
+        <w:t>商品を特定できない経費もありますので、明細の</w:t>
+      </w:r>
+      <w:r>
+        <w:t>紐づけ先は次の</w:t>
       </w:r>
       <w:r>
         <w:t>4</w:t>
@@ -7954,7 +7953,10 @@
       <w:pPr>
         <w:pStyle w:val="Heading3"/>
       </w:pPr>
-      <w:bookmarkStart w:id="19" w:name="_Toc239657521"/>
+      <w:bookmarkStart w:id="19" w:name="_Toc239658657"/>
+      <w:r>
+        <w:t xml:space="preserve">4.3.2 </w:t>
+      </w:r>
       <w:r>
         <w:t>入出金の登録単位</w:t>
       </w:r>
@@ -7984,7 +7986,7 @@
       <w:pPr>
         <w:pStyle w:val="Heading2"/>
       </w:pPr>
-      <w:bookmarkStart w:id="20" w:name="_Toc239657522"/>
+      <w:bookmarkStart w:id="20" w:name="_Toc239658658"/>
       <w:r>
         <w:lastRenderedPageBreak/>
         <w:t xml:space="preserve">4.4 </w:t>
@@ -8267,7 +8269,7 @@
       <w:pPr>
         <w:pStyle w:val="Heading2"/>
       </w:pPr>
-      <w:bookmarkStart w:id="21" w:name="_Toc239657523"/>
+      <w:bookmarkStart w:id="21" w:name="_Toc239658659"/>
       <w:r>
         <w:t xml:space="preserve">4.5 </w:t>
       </w:r>
@@ -8689,7 +8691,10 @@
       <w:pPr>
         <w:pStyle w:val="Heading3"/>
       </w:pPr>
-      <w:bookmarkStart w:id="22" w:name="_Toc239657524"/>
+      <w:bookmarkStart w:id="22" w:name="_Toc239658660"/>
+      <w:r>
+        <w:t xml:space="preserve">4.5.1 </w:t>
+      </w:r>
       <w:r>
         <w:t>ピッキングリストでのセット展開</w:t>
       </w:r>
@@ -8930,9 +8935,15 @@
       <w:pPr>
         <w:pStyle w:val="Heading3"/>
       </w:pPr>
-      <w:bookmarkStart w:id="23" w:name="_Toc239657525"/>
+      <w:bookmarkStart w:id="23" w:name="_Toc239658661"/>
       <w:r>
         <w:lastRenderedPageBreak/>
+        <w:t>4.5.2</w:t>
+      </w:r>
+      <w:r>
+        <w:t xml:space="preserve"> </w:t>
+      </w:r>
+      <w:r>
         <w:t>納品書の</w:t>
       </w:r>
       <w:r>
@@ -9311,7 +9322,7 @@
       <w:pPr>
         <w:pStyle w:val="Heading1"/>
       </w:pPr>
-      <w:bookmarkStart w:id="24" w:name="_Toc239657526"/>
+      <w:bookmarkStart w:id="24" w:name="_Toc239658662"/>
       <w:r>
         <w:lastRenderedPageBreak/>
         <w:t xml:space="preserve">5. </w:t>
@@ -9330,7 +9341,7 @@
       <w:pPr>
         <w:pStyle w:val="Heading2"/>
       </w:pPr>
-      <w:bookmarkStart w:id="25" w:name="_Toc239657527"/>
+      <w:bookmarkStart w:id="25" w:name="_Toc239658663"/>
       <w:r>
         <w:t xml:space="preserve">5.1 </w:t>
       </w:r>
@@ -9956,7 +9967,7 @@
       <w:pPr>
         <w:pStyle w:val="Heading2"/>
       </w:pPr>
-      <w:bookmarkStart w:id="26" w:name="_Toc239657528"/>
+      <w:bookmarkStart w:id="26" w:name="_Toc239658664"/>
       <w:r>
         <w:t xml:space="preserve">5.2 </w:t>
       </w:r>
@@ -10298,7 +10309,7 @@
       <w:pPr>
         <w:pStyle w:val="Heading2"/>
       </w:pPr>
-      <w:bookmarkStart w:id="27" w:name="_Toc239657529"/>
+      <w:bookmarkStart w:id="27" w:name="_Toc239658665"/>
       <w:r>
         <w:t xml:space="preserve">5.3 </w:t>
       </w:r>
@@ -10960,7 +10971,7 @@
       <w:pPr>
         <w:pStyle w:val="Heading2"/>
       </w:pPr>
-      <w:bookmarkStart w:id="28" w:name="_Toc239657530"/>
+      <w:bookmarkStart w:id="28" w:name="_Toc239658666"/>
       <w:r>
         <w:t xml:space="preserve">5.4 </w:t>
       </w:r>
@@ -11184,7 +11195,7 @@
       <w:pPr>
         <w:pStyle w:val="Heading2"/>
       </w:pPr>
-      <w:bookmarkStart w:id="29" w:name="_Toc239657531"/>
+      <w:bookmarkStart w:id="29" w:name="_Toc239658667"/>
       <w:r>
         <w:t xml:space="preserve">5.5 </w:t>
       </w:r>
@@ -11528,7 +11539,7 @@
       <w:pPr>
         <w:pStyle w:val="Heading1"/>
       </w:pPr>
-      <w:bookmarkStart w:id="30" w:name="_Toc239657532"/>
+      <w:bookmarkStart w:id="30" w:name="_Toc239658668"/>
       <w:r>
         <w:lastRenderedPageBreak/>
         <w:t xml:space="preserve">6. </w:t>
@@ -11884,7 +11895,7 @@
       <w:pPr>
         <w:pStyle w:val="Heading1"/>
       </w:pPr>
-      <w:bookmarkStart w:id="31" w:name="_Toc239657533"/>
+      <w:bookmarkStart w:id="31" w:name="_Toc239658669"/>
       <w:r>
         <w:lastRenderedPageBreak/>
         <w:t xml:space="preserve">7. </w:t>
@@ -12286,7 +12297,7 @@
       <w:pPr>
         <w:pStyle w:val="Heading1"/>
       </w:pPr>
-      <w:bookmarkStart w:id="32" w:name="_Toc239657534"/>
+      <w:bookmarkStart w:id="32" w:name="_Toc239658670"/>
       <w:r>
         <w:lastRenderedPageBreak/>
         <w:t xml:space="preserve">8. </w:t>
@@ -12300,7 +12311,7 @@
       <w:pPr>
         <w:pStyle w:val="Heading2"/>
       </w:pPr>
-      <w:bookmarkStart w:id="33" w:name="_Toc239657535"/>
+      <w:bookmarkStart w:id="33" w:name="_Toc239658671"/>
       <w:r>
         <w:t xml:space="preserve">8.1 </w:t>
       </w:r>
@@ -12695,7 +12706,7 @@
       <w:pPr>
         <w:pStyle w:val="Heading2"/>
       </w:pPr>
-      <w:bookmarkStart w:id="34" w:name="_Toc239657536"/>
+      <w:bookmarkStart w:id="34" w:name="_Toc239658672"/>
       <w:r>
         <w:t xml:space="preserve">8.2 </w:t>
       </w:r>
@@ -13210,7 +13221,7 @@
       <w:pPr>
         <w:pStyle w:val="Heading2"/>
       </w:pPr>
-      <w:bookmarkStart w:id="35" w:name="_Toc239657537"/>
+      <w:bookmarkStart w:id="35" w:name="_Toc239658673"/>
       <w:r>
         <w:lastRenderedPageBreak/>
         <w:t xml:space="preserve">8.3 </w:t>
@@ -13856,7 +13867,7 @@
     <w:autoRedefine/>
     <w:uiPriority w:val="39"/>
     <w:unhideWhenUsed/>
-    <w:rsid w:val="00523A7B"/>
+    <w:rsid w:val="00664DB8"/>
     <w:pPr>
       <w:spacing w:after="100"/>
     </w:pPr>
@@ -13868,7 +13879,7 @@
     <w:autoRedefine/>
     <w:uiPriority w:val="39"/>
     <w:unhideWhenUsed/>
-    <w:rsid w:val="00523A7B"/>
+    <w:rsid w:val="00664DB8"/>
     <w:pPr>
       <w:spacing w:after="100"/>
       <w:ind w:left="210"/>
@@ -13881,7 +13892,7 @@
     <w:autoRedefine/>
     <w:uiPriority w:val="39"/>
     <w:unhideWhenUsed/>
-    <w:rsid w:val="00523A7B"/>
+    <w:rsid w:val="00664DB8"/>
     <w:pPr>
       <w:spacing w:after="100"/>
       <w:ind w:left="420"/>
@@ -13892,7 +13903,7 @@
     <w:basedOn w:val="DefaultParagraphFont"/>
     <w:uiPriority w:val="99"/>
     <w:unhideWhenUsed/>
-    <w:rsid w:val="00523A7B"/>
+    <w:rsid w:val="00664DB8"/>
     <w:rPr>
       <w:color w:val="0563C1" w:themeColor="hyperlink"/>
       <w:u w:val="single"/>
